--- a/example_articles/occupations/Other/6.occupations_Other_Other_publisher.docx
+++ b/example_articles/occupations/Other/6.occupations_Other_Other_publisher.docx
@@ -27,17 +27,17 @@
     </w:p>
     <w:p>
       <w:r>
-        <w:t>Source File: Other publishers/Files (500) (15).DOCX</w:t>
+        <w:t>Source file: Other publishers/Files (500) (15).DOCX</w:t>
       </w:r>
     </w:p>
     <w:p>
       <w:r>
-        <w:t>Raw locations result: ['Florida']</w:t>
+        <w:t>Raw occupations result, 'occupations': ['Other']</w:t>
       </w:r>
     </w:p>
     <w:p>
       <w:r>
-        <w:t>occupations_stand_flat (Standardized): Other</w:t>
+        <w:t>Standardized occupations result, 'occupations_stand_flat': Other</w:t>
       </w:r>
     </w:p>
     <w:p>

--- a/example_articles/occupations/Other/6.occupations_Other_Other_publisher.docx
+++ b/example_articles/occupations/Other/6.occupations_Other_Other_publisher.docx
@@ -7,7 +7,7 @@
         <w:pStyle w:val="Heading1"/>
       </w:pPr>
       <w:r>
-        <w:t>Karen Finley's fame and misfortune</w:t>
+        <w:t>Florida tribe is no stranger to success</w:t>
       </w:r>
     </w:p>
     <w:p>
@@ -17,22 +17,22 @@
     </w:p>
     <w:p>
       <w:r>
-        <w:t>Date: 1990-09-19</w:t>
+        <w:t>Date: 1990-05-03</w:t>
       </w:r>
     </w:p>
     <w:p>
       <w:r>
-        <w:t>Section: LIFE; Pg. 5D; Show</w:t>
+        <w:t>Section: NEWS; Pg. 6A; Statesline</w:t>
       </w:r>
     </w:p>
     <w:p>
       <w:r>
-        <w:t>Source file: Other publishers/Files (500) (15).DOCX</w:t>
+        <w:t>Source file: Other publishers/Files (305).DOCX</w:t>
       </w:r>
     </w:p>
     <w:p>
       <w:r>
-        <w:t>Raw occupations result, 'occupations': ['Other']</w:t>
+        <w:t>Raw occupations result, 'occupations': ['Other: Tribal-sponsored programs and businesses', 'Other: Tobacco sales', 'Other: Bingo operations', 'Other: Small business ownership (tobacco company, art gallery)']</w:t>
       </w:r>
     </w:p>
     <w:p>
@@ -49,23 +49,25 @@
     </w:p>
     <w:p>
       <w:r>
-        <w:t>Performance artist Karen Finley feels a little like Satanic Verses author Salman Rushdie. Controversy over being turned down for a grant by the National Endowment for the Arts has given her career a boost, but at a price.</w:t>
+        <w:t>The Seminole Indian Reservation here looks like any working-class neighborhood.</w:t>
         <w:br/>
-        <w:t>''Every artist wants to reach the most people,'' says Finley, 34, whose delicate appearance is a surprising contrast to her high-voltage, confrontational performance. ''But it's dangerous. - In traditional theater, the show goes on. In my work, life goes on.''</w:t>
+        <w:t>Residents live in pastel-painted houses made of cement block, and they work 8-to-5 jobs, most in tribal-sponsored programs and businesses.</w:t>
         <w:br/>
-        <w:t>She was expected to draw 500 people at the Serious Fun festival this summer at New York's Lincoln Center. But after she was denied the NEA grant, she drew 2,000 over two nights - the fastest selling ticket in festival history.</w:t>
+        <w:t>Not a typical reservation. But the residents don't consider themselves typical. The tribe is recognized as one of the nation's most economically successful, with proceeds from huge and highly popular bingo operations and tobacco sales making up 60 percent of its revenues.</w:t>
         <w:br/>
-        <w:t>Scalpers were charging up to $ 100 to see Finley recite 90 minutes of social-protest free verse titled We Keep Our Victims Ready, during which she metaphorically illustrates injustices to women by smearing herself with chocolate, alfalfa sprouts and tinsel. She is now repeating the piece at New York's Joyce Theater through Saturday and her book, Shock Treatment, is out late this year.</w:t>
+        <w:t>Why the success? ''We're just a great bunch of people'' who are aggressive entrepreneurs, says tribal lawyer Jim Shore. ''You have to take a bit of business risk.''</w:t>
         <w:br/>
-        <w:t>She's filing suit next month, charging the NEA with violation of her First Amendment rights.  Recently, she refused to host the Bessie Awards for performance art because they were sponsored by Philip Morris - supporters of Sen. Jesse Helms, a major critic of the NEA. But standing up to ridicule from critics takes its toll.</w:t>
+        <w:t>Adding to the tribe's fortunes is a multimillion-dollar federal payment for loss of ancestral lands. But some aren't happy, because Congress said Oklahoma Seminoles get 75 percent while Floridians get 25 percent.</w:t>
         <w:br/>
-        <w:t>''I have lots of ups and downs. My work is strong - I came out of a working-class background,'' says Finley, whose father sold cleaning appliances. She grew up in Evanston, Ill., - and was inspired by the speeches of Martin Luther King. ''It's easy to attack solo artists because they don't have a large organization behind them.''</w:t>
+        <w:t>''It's not fair,'' says Joe Dan Osceola, owner of a tobacco company and an Indian art gallery.</w:t>
+        <w:br/>
+        <w:t>Some are sad about a money fight - called ''white'' behavior. ''There should be no squabbles. Under the skin we're brothers and sisters,'' says artist Noah Billie.</w:t>
         <w:br/>
         <w:br/>
         <w:t>Notes</w:t>
         <w:br/>
         <w:br/>
-        <w:t>Accompanies; Performance artists dare to be different</w:t>
+        <w:t>Accompanies; Seminoles hope to build on $ 48M payment for land</w:t>
         <w:br/>
         <w:br/>
         <w:t>Graphic</w:t>
@@ -73,11 +75,11 @@
         <w:br/>
         <w:t xml:space="preserve"> </w:t>
         <w:br/>
-        <w:t>PHOTO; b/w, AP (Karen Finley)</w:t>
+        <w:t>PHOTO; b/w, Tom Salyer (Native American-Reservation, Joe Dan Osceola)</w:t>
         <w:br/>
         <w:t xml:space="preserve"> </w:t>
         <w:br/>
-        <w:t>CUTLINE: FINLEY: She plans to sue the NEA over her grant rejection.</w:t>
+        <w:t>CUTLINE: IN FLORIDA: Joe Dan Osceola says Seminoles were shortchanged.</w:t>
       </w:r>
     </w:p>
     <w:sectPr>

--- a/example_articles/occupations/Other/6.occupations_Other_Other_publisher.docx
+++ b/example_articles/occupations/Other/6.occupations_Other_Other_publisher.docx
@@ -7,7 +7,7 @@
         <w:pStyle w:val="Heading1"/>
       </w:pPr>
       <w:r>
-        <w:t>Florida tribe is no stranger to success</w:t>
+        <w:t>SHAW REVAMPS RULES TO WIDEN ITS APPEAL</w:t>
       </w:r>
     </w:p>
     <w:p>
@@ -17,22 +17,22 @@
     </w:p>
     <w:p>
       <w:r>
-        <w:t>Date: 1990-05-03</w:t>
+        <w:t>Date: 2004-07-11</w:t>
       </w:r>
     </w:p>
     <w:p>
       <w:r>
-        <w:t>Section: NEWS; Pg. 6A; Statesline</w:t>
+        <w:t>Section: ARTS &amp; ENTERTAINMENT,; STAGE REVIEWS</w:t>
       </w:r>
     </w:p>
     <w:p>
       <w:r>
-        <w:t>Source file: Other publishers/Files (305).DOCX</w:t>
+        <w:t>Source file: Other publishers/Files (500) (30).DOCX</w:t>
       </w:r>
     </w:p>
     <w:p>
       <w:r>
-        <w:t>Raw occupations result, 'occupations': ['Other: Tribal-sponsored programs and businesses', 'Other: Tobacco sales', 'Other: Bingo operations', 'Other: Small business ownership (tobacco company, art gallery)']</w:t>
+        <w:t>Raw occupations result, 'occupations': ['Other: industrial workers/working-class family (factory/industrial context)']</w:t>
       </w:r>
     </w:p>
     <w:p>
@@ -49,25 +49,101 @@
     </w:p>
     <w:p>
       <w:r>
-        <w:t>The Seminole Indian Reservation here looks like any working-class neighborhood.</w:t>
+        <w:t>Despite the winds of change whistling through the Shaw Festival, the impression of three plays seen during a two-day visit to this ever-charming little vacation town is that much remains the same.</w:t>
         <w:br/>
-        <w:t>Residents live in pastel-painted houses made of cement block, and they work 8-to-5 jobs, most in tribal-sponsored programs and businesses.</w:t>
+        <w:t xml:space="preserve"> The chief evidence of change is the gradual entry of more recent works than previously allowed by the Shaw's "mandate" of plays written during the lifetime (1856-1950) of its namesake. First more modern plays written about that period were allowed; now the mandate extends to the present, but with Shaw and his contemporaries still providing the core.</w:t>
         <w:br/>
-        <w:t>Not a typical reservation. But the residents don't consider themselves typical. The tribe is recognized as one of the nation's most economically successful, with proceeds from huge and highly popular bingo operations and tobacco sales making up 60 percent of its revenues.</w:t>
+        <w:t xml:space="preserve"> This year, that core includes Shaw, Wilde, O'Neill, Synge and Rattigan, but also Rodgers and Hart, Holm and Abbott and Githa Sowerby (rediscovery being a chief Shaw Festival skill). "Floyd Collins" is a recent musical set in the earlier period, as are works by George Walker and John Murrell -- Canadian playwrights whom the more restrictive mandate once kept out.</w:t>
         <w:br/>
-        <w:t>Why the success? ''We're just a great bunch of people'' who are aggressive entrepreneurs, says tribal lawyer Jim Shore. ''You have to take a bit of business risk.''</w:t>
+        <w:t>This broadening has increased under the leadership of Jackie Maxwell, now in her second year as successor artistic director to longtime head Christopher Newton. Maxwell is doubtless the newest thing about the Shaw, but there also is a large new building with the rehearsal, production and office space this big company has always needed.</w:t>
         <w:br/>
-        <w:t>Adding to the tribe's fortunes is a multimillion-dollar federal payment for loss of ancestral lands. But some aren't happy, because Congress said Oklahoma Seminoles get 75 percent while Floridians get 25 percent.</w:t>
+        <w:t xml:space="preserve"> How big? Having started April 8, the season eventually will accommodate 12 plays in the Shaw's three theaters and will continue until Dec. 4. That's 855 performances in all, employing about 500 people at the height of the season, 74 of them actors. Last year's audience totalled 282,989. This year's operating budget is $24.4 million Canadian (U.S. $18.3 million).  That's big by any standard.</w:t>
         <w:br/>
-        <w:t>''It's not fair,'' says Joe Dan Osceola, owner of a tobacco company and an Indian art gallery.</w:t>
+        <w:t xml:space="preserve"> Here's a look at three shows now running.</w:t>
         <w:br/>
-        <w:t>Some are sad about a money fight - called ''white'' behavior. ''There should be no squabbles. Under the skin we're brothers and sisters,'' says artist Noah Billie.</w:t>
+        <w:t xml:space="preserve"> G.B. Shaw, "Pygmalion"</w:t>
+        <w:br/>
+        <w:t xml:space="preserve"> One or more major Shaw plays are the keystone of each Shaw Festival season. "Man and Superman" (which just opened yesterday) is this year's big intellectual keystone, even bigger when the "Don Juan in Hell" sequence is added to selected performances. But "Pygmalion" (1912) is certainly the better loved. So it is a disappointment that this year's version is a mixed bag.</w:t>
+        <w:br/>
+        <w:t xml:space="preserve"> This disappointment has little to do with the "My Fair Lady" factor. Doubtless some audiences expect Shaw's original to be more like its American musical comedy adaptation -- where is the Ascot scene, they wonder, and why doesn't Eliza come back to Wimpole Street at the end? This expectation might even be heightened by the uncanny degree to which "Fair Lady" librettist and lyricist Alan Jay Lerner used Shaw's own words for not just his dialogue but even his songs.</w:t>
+        <w:br/>
+        <w:t xml:space="preserve"> But for many, the differences between the original and the adaptation are well-known. So is Shaw's distrust of adaptation, going right back to a struggle over the 1938 movie of "Pygmalion" and the controversy (addressed at length in his epilogue to the published play) over the futures that playgoers imagine for the characters Shaw invented. That we care about them is a measure of the success of Shaw's dramaturgy, although our possessiveness suggests that we haven't always absorbed his ideas.</w:t>
+        <w:br/>
+        <w:t xml:space="preserve"> In any case, "Pygmalion" is a strong enough play to set its own tone. And Maxwell's production, aided by Sue LePage's spare and fluid stage design, is purposefully thorny and without frills. In a way, it bears the same relation to most productions of "Pygmalion" as the recent two-piano "My Fair Lady" does to fuller versions, cutting away the decoration to reveal the very good, cantankerous bones.</w:t>
+        <w:br/>
+        <w:t xml:space="preserve"> The best example of this is after the ball, when Eliza watches a young flower girl -- her younger self, as it were -- as the set changes around her to suggest Wimpole Street once more. The fluidity is assured.</w:t>
+        <w:br/>
+        <w:t xml:space="preserve"> It is in casting or rather interpretation that this "Pygmalion" disappoints. Shaw veteran Jim Mezon plays Higgins more like Daddy Warbucks -- Warbucks minus the sentiment -- and not just because of his bald head.  His Higgins is a big bully and a baby. It's not that we wonder how Eliza could care for him, if she is even meant to, but how the audience could care. He is a self-obsessed bore, without the persuasiveness other characters comment on, but also without even the intellectual passion that should ignite us.</w:t>
+        <w:br/>
+        <w:t xml:space="preserve"> Another very good actor falls into a related trap. As if in flight from the florid, cutesy Doolittle of the musical, Simon Bradbury is reduced to a dour little man, with too little of Shaw's expansive delight in paradox.  Even Lorne Kennedy's Pickering makes little impression. Tara Rosling's Eliza is herself more childish than bedraggled to start, but she improves very convincingly.</w:t>
+        <w:br/>
+        <w:t xml:space="preserve"> In short, this is a "Pygmalion" that is really about Galatea -- the object of the makeover, not the artist. In this, it is appropriately Shavian. We really do get to ponder the predicament of a young woman lifted out of her accustomed sphere and set adrift.</w:t>
+        <w:br/>
+        <w:t xml:space="preserve"> But despite the laughs along the way, one can barely call the result comic. As Shaw's own epilogue puts it, "Galatea never does quite like Pygmalion: his relation to her is too godlike to be altogether agreeable."</w:t>
+        <w:br/>
+        <w:t xml:space="preserve"> That's the bad news. The rest is all good. For very different assessments of Maxwell's, Mezon's and Bradbury's other work, read on.</w:t>
+        <w:br/>
+        <w:t xml:space="preserve"> Githa Sowerby, "Rutherford and Son"</w:t>
+        <w:br/>
+        <w:t xml:space="preserve"> The Shaw has once again done what it does best in the theatrical eco-system, which is to recover "lost" plays of continuing merit.</w:t>
+        <w:br/>
+        <w:t xml:space="preserve"> "Rutherford and Son," written in the same year as "Pygmalion," is just such a play, joining the recent string of successful rediscoveries that includes Cicely Hamilton's "Diana of Dobson's" and St. John Hankin's "The Return of the Prodigal." As the Shaw keeps proving, a large, skilled acting ensemble trained on the works of Shaw is supremely equipped to find the life, variety and distinction in those of his contemporaries.</w:t>
+        <w:br/>
+        <w:t xml:space="preserve"> Sowerby's play is like a working-class domestic "King Lear," a careful dissection of the unhappy family of an inflexible, self-made industrial tyrant and the raw hell of its restrictive social setting. It starts very slowly, with character and plot emerging only gradually from a story that seems to be painted entirely in shades of sepia.</w:t>
+        <w:br/>
+        <w:t xml:space="preserve"> Maxwell directs this, too, and I must say she seems far more sympathetic to it than to "Pygmalion." As our eyes and ears accustom themselves to the gradations of brown and umber, the small details she and Sowerby have shaped begin to accumulate. Eventually, the story flares up into melodrama in the awful dilemma of the eldest daughter, Janet, betrayed by her father, her secret lover and even, in a sense, herself. But we have been brought along so carefully that we stay right with Janet, feeling her tragedy.</w:t>
+        <w:br/>
+        <w:t xml:space="preserve"> And then Sowerby has the unsentimental assurance to leave Janet to her fate and turn instead to the unremarkable daughter-in-law, Mary, who gets the final showdown with the failed patriarch. Astonishing. The ending may be a shade brighter than modern taste would expect in what really wants to be a family tragedy, but even that adds to our sense of discovering a dramatic world of perfect integrity, unbeholden to theatrical cliche.</w:t>
+        <w:br/>
+        <w:t xml:space="preserve"> The acting can't be faulted, led by Michael Ball's dark Rutherford, Kelli Fox's pained Janet and the worker played by Peter Krantz, a Dickensian study in conflicted loyalties.</w:t>
+        <w:br/>
+        <w:t xml:space="preserve"> John Cecil Holm and George Abbott, "Three Men on a Horse"</w:t>
+        <w:br/>
+        <w:t xml:space="preserve"> I've saved the most fun for last. This 1935 Broadway comedy is one of those memorable titles you note on the lists and assume is a dated formula piece or vehicle for a forgotten star. But in action, it proves a delight, a comedy/farce that plays happily with stereotype but subsumes whatever is predictable in unexpected, quirky charm.</w:t>
+        <w:br/>
+        <w:t xml:space="preserve"> Indeed, I haven't seen anything at the Shaw in recent years that felt more like the glory days of the Shaw farce, back in the '80s, when belly-rumbling comedies (usually starring the inimitable Heath Lamberts) were a staple.</w:t>
+        <w:br/>
+        <w:t xml:space="preserve"> Those farces were usually of the English variety. "Three Men on a Horse," however, is a prime example of the forgotten Broadway bagatelle that should be re-evaluated as a classic genre piece, if there were an American national theater to do it.</w:t>
+        <w:br/>
+        <w:t xml:space="preserve"> The story revolves around Erwin, a mild-mannered writer of greeting card verses, who, to while away the time on the bus home from work, picks horse-race winners with astonishing accuracy. Three down-on-their-luck gamblers stumble on this gold mine and set out to milk him for what he is worth.</w:t>
+        <w:br/>
+        <w:t xml:space="preserve"> Erwin's boss gets into the act; so does his distraught wife and her sleazy, suspicious brother, the most unexpectedly comic creation in the show. The chief gambler's doll is pretty funny herself -- the role is a cliche, but Glynis Ranney gives her such ditzy, sincere eccentricity that she transcends type.</w:t>
+        <w:br/>
+        <w:t xml:space="preserve"> For this, credit is obviously due that same Jim Mezon, here serving as director. Another of the show's triumphs is that same Simon Bradbury, very droll as gambler/gangster Patsy, with a huge assist from Peter Hutt as his dour sidekick. Kevin Bundy gives Erwin some lovely physical humor.</w:t>
+        <w:br/>
+        <w:t xml:space="preserve"> Mezon uses a revolving stage to keep the action pulsing along. And he devises a nice frame device involving a stagehand preparing the stage that admits to, and then makes comic hay of, the frankly theatrical artifice you expect to find in any George Abbott play.</w:t>
+        <w:br/>
+        <w:t xml:space="preserve"> OK, it's not Kaufman and Hart. But it's in the same ballpark.</w:t>
+        <w:br/>
+        <w:t xml:space="preserve"> IF YOU GO</w:t>
+        <w:br/>
+        <w:t xml:space="preserve"> Shaw Festival</w:t>
+        <w:br/>
+        <w:t xml:space="preserve"> * Niagara-on-the-Lake, Ontario; 43rd season, the second for artistic director Jackie Maxwell.</w:t>
+        <w:br/>
+        <w:t xml:space="preserve">* A colorful, large-format, 72-page festival handbook, including play descriptions, schedules of performances and other events and a visitors guide to accommodation services, hotels, B&amp;Bs, cottage rentals, restaurants, wineries, shopping and other attractions is available from the Shaw Festival, Box 774, Niagara-on-the-Lake, Ontario, Canada L0S 1J0; phone 1-800-511-7429; fax 1-905-468-3804; www.shawfest.com. </w:t>
+        <w:br/>
+        <w:t xml:space="preserve"> * Tickets (from the above numbers) vary according to theater, location, day of week and play. The range is Canadian $42-$77 (U.S. $31.50-$57.75), with some shows discounted for students and seniors; lunchtime one-acts are $20 (U.S. $15); a family plan includes half-price youth tickets; those under 30 can buy some tickets for $30 (U.S. $22.50); discounted rush tickets are sometimes available the day of a show.</w:t>
+        <w:br/>
+        <w:t xml:space="preserve">* The Niagara-on-the-Lake Chamber of Commerce is in the Court House at 26 Queen St. and is open seven days a week, 10 a.m.-7:30 p.m., through Oct. 15. It publishes its own 54-page Visitor's Guide and it runs an accommodations service; 1-905-468-1950 or www.niagaraonthelake.com. Other such services include the Niagara-on-the-Lake B&amp;B Association (1-905-468-0123; 1-866-855-0123; www.bba.notl.on.ca); Accommodations Are Us (1-905-468-7007; www.accommodations-niagara.com) and Historic B&amp;B (www.historicbb.com). </w:t>
+        <w:br/>
+        <w:t xml:space="preserve"> * Festival Theatre (869 seats): Shaw, "Pygmalion" (through Nov. 27); John Cecil Holm and George Abbott, "Three Men on a Horse" (through Oct. 29); Shaw, "Man and Superman" (through Oct. 9; some performances include "Don Juan in Hell"); George F. Walker, "Nothing Sacred" (Aug. 14-Oct. 30).</w:t>
+        <w:br/>
+        <w:t xml:space="preserve"> * Royal George Theatre (328): Oscar Wilde, "The Importance of Being Earnest" (through Dec. 4); Rodgers, Hart and O'Hara, "Pal Joey" (through Oct. 30); Terrence Rattigan, "Harlequinade" (lunchtime, Aug. 11-Sept. 19).</w:t>
+        <w:br/>
+        <w:t xml:space="preserve"> * Court House Theatre (327): Eugene O'Neill, "Ah, Wilderness!" (through Oct. 8); Githa Sowerby, "Rutherford and Son" (through Oct. 9); John Murrell, "Waiting for the Parade" (through Oct. 9); J.M. Synge, "The Tinker's Wedding" (through Sept. 5); Adam Guettel and Tina Landau, "Floyd Collins" (Aug. 3-Oct. 9).</w:t>
+        <w:br/>
+        <w:t xml:space="preserve"> * Readings: Rodgers, Hammerstein and DiPietro, "Allegro" (winery amphitheatre, Aug. 29; Royal George, Oct. 2). Bell Canada Reading Series at Royal George: Stories by Katherine Mansfield (July 15); Cicely Hamilton and Christopher St. John, "How the Vote Was Won" (July 23); Shaw, Selections from "An Unfinished Novel" (July 28); H.P. Lovecraft, "The Dunwich Horror" (Aug. 20).</w:t>
+        <w:br/>
+        <w:t xml:space="preserve"> * Other events: Sunday coffee concerts (July 18; Aug. 15 and 29; Oct. 10); backstage tours; pre-show chats every evening at Festival Theatre; Saturday Conversations; Tuesday Q&amp;As following performances; Shaw show/sale of artists and artisans (Aug. 14-15); village fair and fete (Aug. 2); four-day seminars (July 15-18; Aug. 12-15); Members Days (July 12, Aug. 29, Sept. 25); Members Plus! Days (July 11, Oct. 16); Autumn Hostels (Oct. 6-8, 20-22).</w:t>
+        <w:br/>
+        <w:t xml:space="preserve"> * Tour: The Post-Gazette sponsors a Shaw Festival tour, Sept. 8-11, that includes six plays; call 412-441-3131 for information.</w:t>
         <w:br/>
         <w:br/>
         <w:t>Notes</w:t>
         <w:br/>
         <w:br/>
-        <w:t>Accompanies; Seminoles hope to build on $ 48M payment for land</w:t>
+        <w:t xml:space="preserve">Post-Gazette drama critic Christopher Rawson can be reached at crawson@post-gazette.com or 412-263-1666.  </w:t>
         <w:br/>
         <w:br/>
         <w:t>Graphic</w:t>
@@ -75,11 +151,13 @@
         <w:br/>
         <w:t xml:space="preserve"> </w:t>
         <w:br/>
-        <w:t>PHOTO; b/w, Tom Salyer (Native American-Reservation, Joe Dan Osceola)</w:t>
+        <w:t xml:space="preserve">PHOTO: David Cooper photos: Peter Hutt, Simon Bradbury, Peter Millard and Jeff Lillico are having all the fun in the Shaw Festival's "Three Men on a Horse," a lark from 1935 Broadway. </w:t>
         <w:br/>
-        <w:t xml:space="preserve"> </w:t>
+        <w:t xml:space="preserve"> PHOTO: "Pygmalion," with Tara Rosling as Eliza and Jim Mezon as Henry Higgins, loses something in the interpretation. </w:t>
         <w:br/>
-        <w:t>CUTLINE: IN FLORIDA: Joe Dan Osceola says Seminoles were shortchanged.</w:t>
+        <w:t xml:space="preserve"> PHOTO: David Cooper photos: Among the Shaw Festival's strengths is rediscovering plays such as "Rutherford and Son," with Michael Ball as Rutherford. </w:t>
+        <w:br/>
+        <w:t xml:space="preserve"> PHOTO: Changes in how the Shaw Festival selects its plays are part of the new leadership of artistic direction of Jackie Maxwell.</w:t>
       </w:r>
     </w:p>
     <w:sectPr>

--- a/example_articles/occupations/Other/6.occupations_Other_Other_publisher.docx
+++ b/example_articles/occupations/Other/6.occupations_Other_Other_publisher.docx
@@ -7,7 +7,7 @@
         <w:pStyle w:val="Heading1"/>
       </w:pPr>
       <w:r>
-        <w:t>SHAW REVAMPS RULES TO WIDEN ITS APPEAL</w:t>
+        <w:t>Batavia book program welcomes Lester Munson</w:t>
       </w:r>
     </w:p>
     <w:p>
@@ -17,22 +17,22 @@
     </w:p>
     <w:p>
       <w:r>
-        <w:t>Date: 2004-07-11</w:t>
+        <w:t>Date: 2015-03-17</w:t>
       </w:r>
     </w:p>
     <w:p>
       <w:r>
-        <w:t>Section: ARTS &amp; ENTERTAINMENT,; STAGE REVIEWS</w:t>
+        <w:t>Section: NEIGHBOR; Pg. 3</w:t>
       </w:r>
     </w:p>
     <w:p>
       <w:r>
-        <w:t>Source file: Other publishers/Files (500) (30).DOCX</w:t>
+        <w:t>Source file: Other publishers/Files (500) (9).DOCX</w:t>
       </w:r>
     </w:p>
     <w:p>
       <w:r>
-        <w:t>Raw occupations result, 'occupations': ['Other: industrial workers/working-class family (factory/industrial context)']</w:t>
+        <w:t>Raw occupations result, 'occupations': ['Other: Rowers/athletes']</w:t>
       </w:r>
     </w:p>
     <w:p>
@@ -49,101 +49,21 @@
     </w:p>
     <w:p>
       <w:r>
-        <w:t>Despite the winds of change whistling through the Shaw Festival, the impression of three plays seen during a two-day visit to this ever-charming little vacation town is that much remains the same.</w:t>
+        <w:t>Batavia's popular monthly noontime book program Books Between Bites welcomes back Lester Munson at noon Thursday, March 19, at the Batavia Public Library, 10 S. Batavia Ave.</w:t>
         <w:br/>
-        <w:t xml:space="preserve"> The chief evidence of change is the gradual entry of more recent works than previously allowed by the Shaw's "mandate" of plays written during the lifetime (1856-1950) of its namesake. First more modern plays written about that period were allowed; now the mandate extends to the present, but with Shaw and his contemporaries still providing the core.</w:t>
+        <w:t>Munson, nationally known commentator and ESPN senior writer and legal analyst, will discuss three books. First, what he feels is the definitive biography of legendary athlete Michael Jordan, "Michael Jordan: The Life" by Roland Lazenby. The second book is "Geronimo" by Mike Leach and Buddy Levy. Leach is the history-loving college football coach who examines Apache warrior Geronimo's leadership approach and the timeless strategies, decisions, and personal qualities that made him a success.</w:t>
         <w:br/>
-        <w:t xml:space="preserve"> This year, that core includes Shaw, Wilde, O'Neill, Synge and Rattigan, but also Rodgers and Hart, Holm and Abbott and Githa Sowerby (rediscovery being a chief Shaw Festival skill). "Floyd Collins" is a recent musical set in the earlier period, as are works by George Walker and John Murrell -- Canadian playwrights whom the more restrictive mandate once kept out.</w:t>
+        <w:t>He has added the book "The Boys in the Boat: Nine Americans and Their Epic Quest for Gold at the 1936 Berlin Olympics" by Daniel James Brown, an intimate account of how nine working-class boys from the American West showed the world at the 1936 Olympics in Berlin what true grit really meant.</w:t>
         <w:br/>
-        <w:t>This broadening has increased under the leadership of Jackie Maxwell, now in her second year as successor artistic director to longtime head Christopher Newton. Maxwell is doubtless the newest thing about the Shaw, but there also is a large new building with the rehearsal, production and office space this big company has always needed.</w:t>
+        <w:t>Books Between Bites is held from noon to 1 p.m. in the large Founders Room just inside the main entrance.</w:t>
         <w:br/>
-        <w:t xml:space="preserve"> How big? Having started April 8, the season eventually will accommodate 12 plays in the Shaw's three theaters and will continue until Dec. 4. That's 855 performances in all, employing about 500 people at the height of the season, 74 of them actors. Last year's audience totalled 282,989. This year's operating budget is $24.4 million Canadian (U.S. $18.3 million).  That's big by any standard.</w:t>
+        <w:t>The public is invited to attend this free program and reservations are not required. Parking is available in the lot just south and adjacent to the library.</w:t>
         <w:br/>
-        <w:t xml:space="preserve"> Here's a look at three shows now running.</w:t>
+        <w:t>People are invited to bring their lunch and eat as they enjoy the program and discussion. Lunch items, beverages and baked goods can be purchased at Chapters Coffee House &amp; Café, just inside the library and adjacent to the meeting room. To pre-order for pickup just before the program, call Chapters at (630) 406-8005.</w:t>
         <w:br/>
-        <w:t xml:space="preserve"> G.B. Shaw, "Pygmalion"</w:t>
+        <w:t>Books Between Bites was established in Batavia in 1987 by the late Lee C. Moorehead. The program has been continued by Moorehead's wife, Betty, and his daughter, Becky Hoag, in partnership and cosponsorship with George H. Scheetz and Stacey Peterson of Batavia Public Library.</w:t>
         <w:br/>
-        <w:t xml:space="preserve"> One or more major Shaw plays are the keystone of each Shaw Festival season. "Man and Superman" (which just opened yesterday) is this year's big intellectual keystone, even bigger when the "Don Juan in Hell" sequence is added to selected performances. But "Pygmalion" (1912) is certainly the better loved. So it is a disappointment that this year's version is a mixed bag.</w:t>
-        <w:br/>
-        <w:t xml:space="preserve"> This disappointment has little to do with the "My Fair Lady" factor. Doubtless some audiences expect Shaw's original to be more like its American musical comedy adaptation -- where is the Ascot scene, they wonder, and why doesn't Eliza come back to Wimpole Street at the end? This expectation might even be heightened by the uncanny degree to which "Fair Lady" librettist and lyricist Alan Jay Lerner used Shaw's own words for not just his dialogue but even his songs.</w:t>
-        <w:br/>
-        <w:t xml:space="preserve"> But for many, the differences between the original and the adaptation are well-known. So is Shaw's distrust of adaptation, going right back to a struggle over the 1938 movie of "Pygmalion" and the controversy (addressed at length in his epilogue to the published play) over the futures that playgoers imagine for the characters Shaw invented. That we care about them is a measure of the success of Shaw's dramaturgy, although our possessiveness suggests that we haven't always absorbed his ideas.</w:t>
-        <w:br/>
-        <w:t xml:space="preserve"> In any case, "Pygmalion" is a strong enough play to set its own tone. And Maxwell's production, aided by Sue LePage's spare and fluid stage design, is purposefully thorny and without frills. In a way, it bears the same relation to most productions of "Pygmalion" as the recent two-piano "My Fair Lady" does to fuller versions, cutting away the decoration to reveal the very good, cantankerous bones.</w:t>
-        <w:br/>
-        <w:t xml:space="preserve"> The best example of this is after the ball, when Eliza watches a young flower girl -- her younger self, as it were -- as the set changes around her to suggest Wimpole Street once more. The fluidity is assured.</w:t>
-        <w:br/>
-        <w:t xml:space="preserve"> It is in casting or rather interpretation that this "Pygmalion" disappoints. Shaw veteran Jim Mezon plays Higgins more like Daddy Warbucks -- Warbucks minus the sentiment -- and not just because of his bald head.  His Higgins is a big bully and a baby. It's not that we wonder how Eliza could care for him, if she is even meant to, but how the audience could care. He is a self-obsessed bore, without the persuasiveness other characters comment on, but also without even the intellectual passion that should ignite us.</w:t>
-        <w:br/>
-        <w:t xml:space="preserve"> Another very good actor falls into a related trap. As if in flight from the florid, cutesy Doolittle of the musical, Simon Bradbury is reduced to a dour little man, with too little of Shaw's expansive delight in paradox.  Even Lorne Kennedy's Pickering makes little impression. Tara Rosling's Eliza is herself more childish than bedraggled to start, but she improves very convincingly.</w:t>
-        <w:br/>
-        <w:t xml:space="preserve"> In short, this is a "Pygmalion" that is really about Galatea -- the object of the makeover, not the artist. In this, it is appropriately Shavian. We really do get to ponder the predicament of a young woman lifted out of her accustomed sphere and set adrift.</w:t>
-        <w:br/>
-        <w:t xml:space="preserve"> But despite the laughs along the way, one can barely call the result comic. As Shaw's own epilogue puts it, "Galatea never does quite like Pygmalion: his relation to her is too godlike to be altogether agreeable."</w:t>
-        <w:br/>
-        <w:t xml:space="preserve"> That's the bad news. The rest is all good. For very different assessments of Maxwell's, Mezon's and Bradbury's other work, read on.</w:t>
-        <w:br/>
-        <w:t xml:space="preserve"> Githa Sowerby, "Rutherford and Son"</w:t>
-        <w:br/>
-        <w:t xml:space="preserve"> The Shaw has once again done what it does best in the theatrical eco-system, which is to recover "lost" plays of continuing merit.</w:t>
-        <w:br/>
-        <w:t xml:space="preserve"> "Rutherford and Son," written in the same year as "Pygmalion," is just such a play, joining the recent string of successful rediscoveries that includes Cicely Hamilton's "Diana of Dobson's" and St. John Hankin's "The Return of the Prodigal." As the Shaw keeps proving, a large, skilled acting ensemble trained on the works of Shaw is supremely equipped to find the life, variety and distinction in those of his contemporaries.</w:t>
-        <w:br/>
-        <w:t xml:space="preserve"> Sowerby's play is like a working-class domestic "King Lear," a careful dissection of the unhappy family of an inflexible, self-made industrial tyrant and the raw hell of its restrictive social setting. It starts very slowly, with character and plot emerging only gradually from a story that seems to be painted entirely in shades of sepia.</w:t>
-        <w:br/>
-        <w:t xml:space="preserve"> Maxwell directs this, too, and I must say she seems far more sympathetic to it than to "Pygmalion." As our eyes and ears accustom themselves to the gradations of brown and umber, the small details she and Sowerby have shaped begin to accumulate. Eventually, the story flares up into melodrama in the awful dilemma of the eldest daughter, Janet, betrayed by her father, her secret lover and even, in a sense, herself. But we have been brought along so carefully that we stay right with Janet, feeling her tragedy.</w:t>
-        <w:br/>
-        <w:t xml:space="preserve"> And then Sowerby has the unsentimental assurance to leave Janet to her fate and turn instead to the unremarkable daughter-in-law, Mary, who gets the final showdown with the failed patriarch. Astonishing. The ending may be a shade brighter than modern taste would expect in what really wants to be a family tragedy, but even that adds to our sense of discovering a dramatic world of perfect integrity, unbeholden to theatrical cliche.</w:t>
-        <w:br/>
-        <w:t xml:space="preserve"> The acting can't be faulted, led by Michael Ball's dark Rutherford, Kelli Fox's pained Janet and the worker played by Peter Krantz, a Dickensian study in conflicted loyalties.</w:t>
-        <w:br/>
-        <w:t xml:space="preserve"> John Cecil Holm and George Abbott, "Three Men on a Horse"</w:t>
-        <w:br/>
-        <w:t xml:space="preserve"> I've saved the most fun for last. This 1935 Broadway comedy is one of those memorable titles you note on the lists and assume is a dated formula piece or vehicle for a forgotten star. But in action, it proves a delight, a comedy/farce that plays happily with stereotype but subsumes whatever is predictable in unexpected, quirky charm.</w:t>
-        <w:br/>
-        <w:t xml:space="preserve"> Indeed, I haven't seen anything at the Shaw in recent years that felt more like the glory days of the Shaw farce, back in the '80s, when belly-rumbling comedies (usually starring the inimitable Heath Lamberts) were a staple.</w:t>
-        <w:br/>
-        <w:t xml:space="preserve"> Those farces were usually of the English variety. "Three Men on a Horse," however, is a prime example of the forgotten Broadway bagatelle that should be re-evaluated as a classic genre piece, if there were an American national theater to do it.</w:t>
-        <w:br/>
-        <w:t xml:space="preserve"> The story revolves around Erwin, a mild-mannered writer of greeting card verses, who, to while away the time on the bus home from work, picks horse-race winners with astonishing accuracy. Three down-on-their-luck gamblers stumble on this gold mine and set out to milk him for what he is worth.</w:t>
-        <w:br/>
-        <w:t xml:space="preserve"> Erwin's boss gets into the act; so does his distraught wife and her sleazy, suspicious brother, the most unexpectedly comic creation in the show. The chief gambler's doll is pretty funny herself -- the role is a cliche, but Glynis Ranney gives her such ditzy, sincere eccentricity that she transcends type.</w:t>
-        <w:br/>
-        <w:t xml:space="preserve"> For this, credit is obviously due that same Jim Mezon, here serving as director. Another of the show's triumphs is that same Simon Bradbury, very droll as gambler/gangster Patsy, with a huge assist from Peter Hutt as his dour sidekick. Kevin Bundy gives Erwin some lovely physical humor.</w:t>
-        <w:br/>
-        <w:t xml:space="preserve"> Mezon uses a revolving stage to keep the action pulsing along. And he devises a nice frame device involving a stagehand preparing the stage that admits to, and then makes comic hay of, the frankly theatrical artifice you expect to find in any George Abbott play.</w:t>
-        <w:br/>
-        <w:t xml:space="preserve"> OK, it's not Kaufman and Hart. But it's in the same ballpark.</w:t>
-        <w:br/>
-        <w:t xml:space="preserve"> IF YOU GO</w:t>
-        <w:br/>
-        <w:t xml:space="preserve"> Shaw Festival</w:t>
-        <w:br/>
-        <w:t xml:space="preserve"> * Niagara-on-the-Lake, Ontario; 43rd season, the second for artistic director Jackie Maxwell.</w:t>
-        <w:br/>
-        <w:t xml:space="preserve">* A colorful, large-format, 72-page festival handbook, including play descriptions, schedules of performances and other events and a visitors guide to accommodation services, hotels, B&amp;Bs, cottage rentals, restaurants, wineries, shopping and other attractions is available from the Shaw Festival, Box 774, Niagara-on-the-Lake, Ontario, Canada L0S 1J0; phone 1-800-511-7429; fax 1-905-468-3804; www.shawfest.com. </w:t>
-        <w:br/>
-        <w:t xml:space="preserve"> * Tickets (from the above numbers) vary according to theater, location, day of week and play. The range is Canadian $42-$77 (U.S. $31.50-$57.75), with some shows discounted for students and seniors; lunchtime one-acts are $20 (U.S. $15); a family plan includes half-price youth tickets; those under 30 can buy some tickets for $30 (U.S. $22.50); discounted rush tickets are sometimes available the day of a show.</w:t>
-        <w:br/>
-        <w:t xml:space="preserve">* The Niagara-on-the-Lake Chamber of Commerce is in the Court House at 26 Queen St. and is open seven days a week, 10 a.m.-7:30 p.m., through Oct. 15. It publishes its own 54-page Visitor's Guide and it runs an accommodations service; 1-905-468-1950 or www.niagaraonthelake.com. Other such services include the Niagara-on-the-Lake B&amp;B Association (1-905-468-0123; 1-866-855-0123; www.bba.notl.on.ca); Accommodations Are Us (1-905-468-7007; www.accommodations-niagara.com) and Historic B&amp;B (www.historicbb.com). </w:t>
-        <w:br/>
-        <w:t xml:space="preserve"> * Festival Theatre (869 seats): Shaw, "Pygmalion" (through Nov. 27); John Cecil Holm and George Abbott, "Three Men on a Horse" (through Oct. 29); Shaw, "Man and Superman" (through Oct. 9; some performances include "Don Juan in Hell"); George F. Walker, "Nothing Sacred" (Aug. 14-Oct. 30).</w:t>
-        <w:br/>
-        <w:t xml:space="preserve"> * Royal George Theatre (328): Oscar Wilde, "The Importance of Being Earnest" (through Dec. 4); Rodgers, Hart and O'Hara, "Pal Joey" (through Oct. 30); Terrence Rattigan, "Harlequinade" (lunchtime, Aug. 11-Sept. 19).</w:t>
-        <w:br/>
-        <w:t xml:space="preserve"> * Court House Theatre (327): Eugene O'Neill, "Ah, Wilderness!" (through Oct. 8); Githa Sowerby, "Rutherford and Son" (through Oct. 9); John Murrell, "Waiting for the Parade" (through Oct. 9); J.M. Synge, "The Tinker's Wedding" (through Sept. 5); Adam Guettel and Tina Landau, "Floyd Collins" (Aug. 3-Oct. 9).</w:t>
-        <w:br/>
-        <w:t xml:space="preserve"> * Readings: Rodgers, Hammerstein and DiPietro, "Allegro" (winery amphitheatre, Aug. 29; Royal George, Oct. 2). Bell Canada Reading Series at Royal George: Stories by Katherine Mansfield (July 15); Cicely Hamilton and Christopher St. John, "How the Vote Was Won" (July 23); Shaw, Selections from "An Unfinished Novel" (July 28); H.P. Lovecraft, "The Dunwich Horror" (Aug. 20).</w:t>
-        <w:br/>
-        <w:t xml:space="preserve"> * Other events: Sunday coffee concerts (July 18; Aug. 15 and 29; Oct. 10); backstage tours; pre-show chats every evening at Festival Theatre; Saturday Conversations; Tuesday Q&amp;As following performances; Shaw show/sale of artists and artisans (Aug. 14-15); village fair and fete (Aug. 2); four-day seminars (July 15-18; Aug. 12-15); Members Days (July 12, Aug. 29, Sept. 25); Members Plus! Days (July 11, Oct. 16); Autumn Hostels (Oct. 6-8, 20-22).</w:t>
-        <w:br/>
-        <w:t xml:space="preserve"> * Tour: The Post-Gazette sponsors a Shaw Festival tour, Sept. 8-11, that includes six plays; call 412-441-3131 for information.</w:t>
-        <w:br/>
-        <w:br/>
-        <w:t>Notes</w:t>
-        <w:br/>
-        <w:br/>
-        <w:t xml:space="preserve">Post-Gazette drama critic Christopher Rawson can be reached at crawson@post-gazette.com or 412-263-1666.  </w:t>
+        <w:t>For more information about Books Between Bites, call Becky Hoag at (630) 482-9157. The program runs through May and a complete schedule can be found on the website: booksbetweenbites.com. Printed season schedules are available at the library.</w:t>
         <w:br/>
         <w:br/>
         <w:t>Graphic</w:t>
@@ -151,13 +71,7 @@
         <w:br/>
         <w:t xml:space="preserve"> </w:t>
         <w:br/>
-        <w:t xml:space="preserve">PHOTO: David Cooper photos: Peter Hutt, Simon Bradbury, Peter Millard and Jeff Lillico are having all the fun in the Shaw Festival's "Three Men on a Horse," a lark from 1935 Broadway. </w:t>
-        <w:br/>
-        <w:t xml:space="preserve"> PHOTO: "Pygmalion," with Tara Rosling as Eliza and Jim Mezon as Henry Higgins, loses something in the interpretation. </w:t>
-        <w:br/>
-        <w:t xml:space="preserve"> PHOTO: David Cooper photos: Among the Shaw Festival's strengths is rediscovering plays such as "Rutherford and Son," with Michael Ball as Rutherford. </w:t>
-        <w:br/>
-        <w:t xml:space="preserve"> PHOTO: Changes in how the Shaw Festival selects its plays are part of the new leadership of artistic direction of Jackie Maxwell.</w:t>
+        <w:t>Lester Munson A profile of one of Chicago's most beloved sports heroes, Ernie Banks, "Mr. Cub," and an account of the 1969 Chicago Cubs season will be featured at Thursday's "Books Between Bites" at the Batavia Public Library. Lester Munson Lester Munson Lester Munson</w:t>
       </w:r>
     </w:p>
     <w:sectPr>

--- a/example_articles/occupations/Other/6.occupations_Other_Other_publisher.docx
+++ b/example_articles/occupations/Other/6.occupations_Other_Other_publisher.docx
@@ -7,7 +7,7 @@
         <w:pStyle w:val="Heading1"/>
       </w:pPr>
       <w:r>
-        <w:t>Batavia book program welcomes Lester Munson</w:t>
+        <w:t>Love story with a sad ending</w:t>
       </w:r>
     </w:p>
     <w:p>
@@ -17,22 +17,22 @@
     </w:p>
     <w:p>
       <w:r>
-        <w:t>Date: 2015-03-17</w:t>
+        <w:t>Date: 2011-05-13</w:t>
       </w:r>
     </w:p>
     <w:p>
       <w:r>
-        <w:t>Section: NEIGHBOR; Pg. 3</w:t>
+        <w:t>Section: FEATURES WEEKEND; P-com Ent. Entertainment; Pg. W14</w:t>
       </w:r>
     </w:p>
     <w:p>
       <w:r>
-        <w:t>Source file: Other publishers/Files (500) (9).DOCX</w:t>
+        <w:t>Source file: Other publishers/Files (500) (17).DOCX</w:t>
       </w:r>
     </w:p>
     <w:p>
       <w:r>
-        <w:t>Raw occupations result, 'occupations': ['Other: Rowers/athletes']</w:t>
+        <w:t>Raw occupations result, 'occupations': ['Other: Soldier/Military']</w:t>
       </w:r>
     </w:p>
     <w:p>
@@ -49,29 +49,37 @@
     </w:p>
     <w:p>
       <w:r>
-        <w:t>Batavia's popular monthly noontime book program Books Between Bites welcomes back Lester Munson at noon Thursday, March 19, at the Batavia Public Library, 10 S. Batavia Ave.</w:t>
+        <w:t>Far too often, love stories end with the heroes' first kiss. It's a neat, tidy, romantic way to close the story.</w:t>
         <w:br/>
-        <w:t>Munson, nationally known commentator and ESPN senior writer and legal analyst, will discuss three books. First, what he feels is the definitive biography of legendary athlete Michael Jordan, "Michael Jordan: The Life" by Roland Lazenby. The second book is "Geronimo" by Mike Leach and Buddy Levy. Leach is the history-loving college football coach who examines Apache warrior Geronimo's leadership approach and the timeless strategies, decisions, and personal qualities that made him a success.</w:t>
+        <w:t>Few stories ask, "What happens next?" How does the passion fare after the honeymoon?</w:t>
         <w:br/>
-        <w:t>He has added the book "The Boys in the Boat: Nine Americans and Their Epic Quest for Gold at the 1936 Berlin Olympics" by Daniel James Brown, an intimate account of how nine working-class boys from the American West showed the world at the 1936 Olympics in Berlin what true grit really meant.</w:t>
+        <w:t>Writer-director Derek Cianfrance asks just that question in the dark, ferocious falling-out-of-love story Blue Valentine, due May 10 from The Weinstein Co. and Anchor Bay (www.anchorbayentertainment.com; $29.98 DVD; $39.99 Blu-ray; rated R).</w:t>
         <w:br/>
-        <w:t>Books Between Bites is held from noon to 1 p.m. in the large Founders Room just inside the main entrance.</w:t>
+        <w:t>Ryan Gosling and Michelle Williams deliver searing performances as a couple whose six-year marriage has all but ended. Cianfrance ratchets up the pain by juxtaposing the couple's current malaise with flashbacks showing how they first met and fell in love.</w:t>
         <w:br/>
-        <w:t>The public is invited to attend this free program and reservations are not required. Parking is available in the lot just south and adjacent to the library.</w:t>
+        <w:t>Other DVDs of interest Sharpe's Collectors Edition (Blu-ray) British actor Sean Bean (The Lord of the Rings, Game of Thrones) was born to play Richard Sharpe, the cynical-yet-heroic soldier created by novelist Bernard Cornwell and made famous by a cycle of 14 TV films from the mid-1990s. (Two new films were added in 2006 and 2008.)</w:t>
         <w:br/>
-        <w:t>People are invited to bring their lunch and eat as they enjoy the program and discussion. Lunch items, beverages and baked goods can be purchased at Chapters Coffee House &amp; Café, just inside the library and adjacent to the meeting room. To pre-order for pickup just before the program, call Chapters at (630) 406-8005.</w:t>
+        <w:t>Set during the Napoleonic Wars, the Sharpe series is the kind of classic adventure story not seen since the heyday of the Hollywood studio system. The films follow the working-class Sharpe as he distinguishes himself on the battlefield and rises through the ranks to become an officer.</w:t>
         <w:br/>
-        <w:t>Books Between Bites was established in Batavia in 1987 by the late Lee C. Moorehead. The program has been continued by Moorehead's wife, Betty, and his daughter, Becky Hoag, in partnership and cosponsorship with George H. Scheetz and Stacey Peterson of Batavia Public Library.</w:t>
+        <w:t>BFS Entertainment presents gorgeously restored editions of the first 14 films in this eight-disc boxed set packaged in a wooden box (www.bfsent.com/; $349; not rated).</w:t>
         <w:br/>
-        <w:t>For more information about Books Between Bites, call Becky Hoag at (630) 482-9157. The program runs through May and a complete schedule can be found on the website: booksbetweenbites.com. Printed season schedules are available at the library.</w:t>
+        <w:t>Circle of Deceit Due May 17 from Acorn Media, this terrific collection of four TV films features Dennis Waterman (The Sweeney) as a former special forces soldier who is called out of retirement to handle sensitive missions for British intelligence. One of the most exciting spy dramas from the 1990s, the series dispenses with gadgets, guns, and half-naked girls, instead focusing on the intricate games spies play with each other and with the often duplicitous governments that employ them (www.acornmedia.com/; $49.99; not rated).</w:t>
         <w:br/>
+        <w:t>Covert Affairs Season One Comedy, drama, and intrigue make for a good mix in USA Network's ultra-fun CIA series starring a charming Piper Perabo as a newbie spy who is thrown into the deep end on her very first day. The 11-episode debut season is due May 17 from Universal (www.universalstudiosentertainment.com/; $59.98; not rated).</w:t>
         <w:br/>
-        <w:t>Graphic</w:t>
+        <w:t>Topsy-Turvy Mike Leigh, best known for his implosive, realist dramas about contemporary Britain, shines in this superbly enjoyable Victorian costume drama, which follows the careers of England's beloved theatrical team, librettist Gilbert (Jim Broadbent) and composer Sullivan (Allan Corduner), as they prepare to stage their fabulous light opera The Mikado. The Criterion Collection's restored edition includes an audio commentary by Leigh and a making-of featurette (www.criterion.com/; $29.95 DVD; $39.95 Blu-ray; rated R).</w:t>
         <w:br/>
+        <w:t>Being Human: Season 3 A ghost, a vampire, and a werewolf share a house in this brilliant horror-comedy from the BBC, which is far superior to its American remake on Syfy (www.bbcamericashop.com; $49.98 DVD; Blu-ray $59.98; not rated).</w:t>
         <w:br/>
-        <w:t xml:space="preserve"> </w:t>
+        <w:t>Ninjas vs. Vampires A follow-up to last year's cult comedy Ninjas vs. Zombies from Breaking Glass Pictures and Vicious Circle Films, director Justin Timpane's delicious B-pic mixes comedy, horror, and martial-arts action - with a bit of Romeo and Juliet thrown in. A hapless young buck named Aaron enlists a ragtag group of ninjas to save his girlfriend from a band of marauding vampires (www.breakingglasspictures.com; $17.99; not rated).</w:t>
         <w:br/>
-        <w:t>Lester Munson A profile of one of Chicago's most beloved sports heroes, Ernie Banks, "Mr. Cub," and an account of the 1969 Chicago Cubs season will be featured at Thursday's "Books Between Bites" at the Batavia Public Library. Lester Munson Lester Munson Lester Munson</w:t>
+        <w:t>Alien vs. Ninja For more ninja action, dig into Japanese helmer Seiji Chiba's hilarious action comedy from FUNimation (www.funimation.com; $24.98 DVD; $29.98 Blu-ray; not rated).</w:t>
+        <w:br/>
+        <w:t>And don't forget . . . Seth Rogen and Jay Chou yuck it up in the superhero comedy The Green Hornet, from Sony (www.sonypictures.com/homevideo; $28.95 DVD; $34.95 Blu-ray; PG-13). . . . Black Swan's Natalie Portman is charming in a lighter role opposite Ashton Kutcher in the romantic comedy No Strings Attached from Dreamworks (http://disneydvd.disney.go.com/home.html; $29.99 DVD; $39.99 DVD-Blu-ray combo). . . . The martial-arts pioneer shows off his incredible talents in UFC: Ultimate Royce Gracie, due May 10 from Anchor Bay (www.anchorbayentertainment.com; $19.97 DVD; $29.97 Blu-ray; not rated). . . . Revisit the Hollywood studio system in Turner Classic Movies' excellent seven-hour documentary series Moguls &amp; Movie Stars: A History of Hollywood from Warner (www.wbshop.com/; $39.98; not rated).</w:t>
+        <w:br/>
+        <w:t>Contact staff writer Tirdad Derakhshani at 215-854-2736</w:t>
+        <w:br/>
+        <w:t>or tirdad@phillynews.com.</w:t>
       </w:r>
     </w:p>
     <w:sectPr>
